--- a/04_支援会社提出パッケージ/01_規程Word/情報セキュリティ規程_ドラフト.docx
+++ b/04_支援会社提出パッケージ/01_規程Word/情報セキュリティ規程_ドラフト.docx
@@ -641,7 +641,7 @@
           <w:b w:val="0"/>
           <w:i w:val="0"/>
         </w:rPr>
-        <w:t>開発部は、ソースコード、APIキー、開発環境、プロダクト、ローカルLLM、SaaSその他開発情報の管理について、管理部及びシステム管理責任者と連携する。</w:t>
+        <w:t>開発部は、ソースコード、APIキー、開発環境、プロダクト、SaaS、顧客向けAI環境その他開発情報の管理について、管理部及びシステム管理責任者と連携する。</w:t>
       </w:r>
     </w:p>
     <w:p>
@@ -1171,7 +1171,7 @@
           <w:b w:val="0"/>
           <w:i w:val="0"/>
         </w:rPr>
-        <w:t>開発部は、リポジトリ、開発環境、SaaS管理画面、ローカルLLM環境、顧客環境へのアクセス権限について、業務上必要な範囲に限定し、退職、契約終了又は担当終了時に速やかに削除する。</w:t>
+        <w:t>開発部は、リポジトリ、開発環境、SaaS管理画面、顧客向けAI環境、顧客環境へのアクセス権限について、業務上必要な範囲に限定し、退職、契約終了又は担当終了時に速やかに削除する。</w:t>
       </w:r>
     </w:p>
     <w:p>
@@ -1777,7 +1777,7 @@
           <w:b w:val="0"/>
           <w:i w:val="0"/>
         </w:rPr>
-        <w:t>顧客向けSaaS、ローカルLLM、Context Chat、すぐつくAI等の運用環境とログ管理方針を確認する。</w:t>
+        <w:t>顧客向けSaaSその他現行サービスの運用環境とログ管理方針を確認する。</w:t>
       </w:r>
     </w:p>
     <w:p>
